--- a/templates/05_educacao/01_plano_aula_detalhado.docx
+++ b/templates/05_educacao/01_plano_aula_detalhado.docx
@@ -16,7 +16,7 @@
           <w:sz w:val="32"/>
           <w:szCs w:val="32"/>
         </w:rPr>
-        <w:t xml:space="preserve">PLANO DE AULA</w:t>
+        <w:t xml:space="preserve">PLANO DE AULA DETALHADO</w:t>
       </w:r>
     </w:p>
     <w:p>
@@ -33,7 +33,7 @@
           <w:sz w:val="20"/>
           <w:szCs w:val="20"/>
         </w:rPr>
-        <w:t xml:space="preserve">Disciplina: </w:t>
+        <w:t xml:space="preserve">DISCIPLINA: </w:t>
       </w:r>
       <w:r>
         <w:rPr>
@@ -44,7 +44,7 @@
           <w:sz w:val="20"/>
           <w:szCs w:val="20"/>
         </w:rPr>
-        <w:t xml:space="preserve"/>
+        <w:t xml:space="preserve">[NOME DA DISCIPLINA - EX: HISTÓRIA DO BRASIL]</w:t>
       </w:r>
     </w:p>
     <w:p>
@@ -61,7 +61,7 @@
           <w:sz w:val="20"/>
           <w:szCs w:val="20"/>
         </w:rPr>
-        <w:t xml:space="preserve">Turno/Série: </w:t>
+        <w:t xml:space="preserve">SÉRIE/ANO: </w:t>
       </w:r>
       <w:r>
         <w:rPr>
@@ -72,7 +72,7 @@
           <w:sz w:val="20"/>
           <w:szCs w:val="20"/>
         </w:rPr>
-        <w:t xml:space="preserve"/>
+        <w:t xml:space="preserve">[X] ANO DO ENSINO [FUNDAMENTAL/MÉDIO]</w:t>
       </w:r>
     </w:p>
     <w:p>
@@ -89,7 +89,7 @@
           <w:sz w:val="20"/>
           <w:szCs w:val="20"/>
         </w:rPr>
-        <w:t xml:space="preserve">Professor: </w:t>
+        <w:t xml:space="preserve">PROFESSOR(A): </w:t>
       </w:r>
       <w:r>
         <w:rPr>
@@ -100,7 +100,77 @@
           <w:sz w:val="20"/>
           <w:szCs w:val="20"/>
         </w:rPr>
-        <w:t xml:space="preserve"/>
+        <w:t xml:space="preserve">[NOME COMPLETO]</w:t>
+      </w:r>
+    </w:p>
+    <w:p>
+      <w:pPr>
+        <w:spacing w:after="100" w:before="100"/>
+        <w:ind w:left="400"/>
+      </w:pPr>
+      <w:r>
+        <w:rPr>
+          <w:rFonts w:ascii="Arial" w:cs="Arial" w:eastAsia="Arial" w:hAnsi="Arial"/>
+          <w:b/>
+          <w:bCs/>
+          <w:color w:val="2D6A4F"/>
+          <w:sz w:val="20"/>
+          <w:szCs w:val="20"/>
+        </w:rPr>
+        <w:t xml:space="preserve">TEMA DA AULA: </w:t>
+      </w:r>
+      <w:r>
+        <w:rPr>
+          <w:rFonts w:ascii="Arial" w:cs="Arial" w:eastAsia="Arial" w:hAnsi="Arial"/>
+          <w:i/>
+          <w:iCs/>
+          <w:color w:val="6B7280"/>
+          <w:sz w:val="20"/>
+          <w:szCs w:val="20"/>
+        </w:rPr>
+        <w:t xml:space="preserve">[TEMA DA AULA - EX: A INDEPENDÊNCIA DO BRASIL]</w:t>
+      </w:r>
+    </w:p>
+    <w:p>
+      <w:pPr>
+        <w:spacing w:after="100" w:before="100"/>
+        <w:ind w:left="400"/>
+      </w:pPr>
+      <w:r>
+        <w:rPr>
+          <w:rFonts w:ascii="Arial" w:cs="Arial" w:eastAsia="Arial" w:hAnsi="Arial"/>
+          <w:b/>
+          <w:bCs/>
+          <w:color w:val="2D6A4F"/>
+          <w:sz w:val="20"/>
+          <w:szCs w:val="20"/>
+        </w:rPr>
+        <w:t xml:space="preserve">DURAÇÃO: </w:t>
+      </w:r>
+      <w:r>
+        <w:rPr>
+          <w:rFonts w:ascii="Arial" w:cs="Arial" w:eastAsia="Arial" w:hAnsi="Arial"/>
+          <w:i/>
+          <w:iCs/>
+          <w:color w:val="6B7280"/>
+          <w:sz w:val="20"/>
+          <w:szCs w:val="20"/>
+        </w:rPr>
+        <w:t xml:space="preserve">[X] MINUTOS / HORAS-AULA</w:t>
+      </w:r>
+    </w:p>
+    <w:p>
+      <w:pPr>
+        <w:spacing w:after="100" w:before="100"/>
+      </w:pPr>
+      <w:r>
+        <w:rPr>
+          <w:rFonts w:ascii="Arial" w:cs="Arial" w:eastAsia="Arial" w:hAnsi="Arial"/>
+          <w:color w:val="111827"/>
+          <w:sz w:val="20"/>
+          <w:szCs w:val="20"/>
+        </w:rPr>
+        <w:t xml:space="preserve">---</w:t>
       </w:r>
     </w:p>
     <w:p>
@@ -119,7 +189,7 @@
           <w:sz w:val="24"/>
           <w:szCs w:val="24"/>
         </w:rPr>
-        <w:t xml:space="preserve">Objetivos</w:t>
+        <w:t xml:space="preserve">1. OBJETIVOS DE APRENDIZAGEM</w:t>
       </w:r>
     </w:p>
     <w:p>
@@ -133,7 +203,85 @@
           <w:sz w:val="20"/>
           <w:szCs w:val="20"/>
         </w:rPr>
-        <w:t xml:space="preserve">[DESCREVER O QUE OS ALUNOS DEVEM APRENDER].</w:t>
+        <w:t xml:space="preserve">Ao final desta aula, o aluno deverá ser capaz de:</w:t>
+      </w:r>
+    </w:p>
+    <w:p>
+      <w:pPr>
+        <w:spacing w:after="50" w:before="50"/>
+        <w:ind w:left="400" w:hanging="200"/>
+      </w:pPr>
+      <w:r>
+        <w:rPr>
+          <w:rFonts w:ascii="Arial" w:cs="Arial" w:eastAsia="Arial" w:hAnsi="Arial"/>
+          <w:b/>
+          <w:bCs/>
+          <w:color w:val="40916C"/>
+          <w:sz w:val="20"/>
+          <w:szCs w:val="20"/>
+        </w:rPr>
+        <w:t xml:space="preserve">● </w:t>
+      </w:r>
+      <w:r>
+        <w:rPr>
+          <w:rFonts w:ascii="Arial" w:cs="Arial" w:eastAsia="Arial" w:hAnsi="Arial"/>
+          <w:color w:val="111827"/>
+          <w:sz w:val="20"/>
+          <w:szCs w:val="20"/>
+        </w:rPr>
+        <w:t xml:space="preserve">[X] Atividade 1: [IDENTIFICAR OS PRINCIPAIS FATORES].</w:t>
+      </w:r>
+    </w:p>
+    <w:p>
+      <w:pPr>
+        <w:spacing w:after="50" w:before="50"/>
+        <w:ind w:left="400" w:hanging="200"/>
+      </w:pPr>
+      <w:r>
+        <w:rPr>
+          <w:rFonts w:ascii="Arial" w:cs="Arial" w:eastAsia="Arial" w:hAnsi="Arial"/>
+          <w:b/>
+          <w:bCs/>
+          <w:color w:val="40916C"/>
+          <w:sz w:val="20"/>
+          <w:szCs w:val="20"/>
+        </w:rPr>
+        <w:t xml:space="preserve">● </w:t>
+      </w:r>
+      <w:r>
+        <w:rPr>
+          <w:rFonts w:ascii="Arial" w:cs="Arial" w:eastAsia="Arial" w:hAnsi="Arial"/>
+          <w:color w:val="111827"/>
+          <w:sz w:val="20"/>
+          <w:szCs w:val="20"/>
+        </w:rPr>
+        <w:t xml:space="preserve">[X] Atividade 2: [ANALISAR AS CONSEQUÊNCIAS].</w:t>
+      </w:r>
+    </w:p>
+    <w:p>
+      <w:pPr>
+        <w:spacing w:after="50" w:before="50"/>
+        <w:ind w:left="400" w:hanging="200"/>
+      </w:pPr>
+      <w:r>
+        <w:rPr>
+          <w:rFonts w:ascii="Arial" w:cs="Arial" w:eastAsia="Arial" w:hAnsi="Arial"/>
+          <w:b/>
+          <w:bCs/>
+          <w:color w:val="40916C"/>
+          <w:sz w:val="20"/>
+          <w:szCs w:val="20"/>
+        </w:rPr>
+        <w:t xml:space="preserve">● </w:t>
+      </w:r>
+      <w:r>
+        <w:rPr>
+          <w:rFonts w:ascii="Arial" w:cs="Arial" w:eastAsia="Arial" w:hAnsi="Arial"/>
+          <w:color w:val="111827"/>
+          <w:sz w:val="20"/>
+          <w:szCs w:val="20"/>
+        </w:rPr>
+        <w:t xml:space="preserve">[X] Atividade 3: [RELACIONAR OS EVENTOS].</w:t>
       </w:r>
     </w:p>
     <w:p>
@@ -152,21 +300,85 @@
           <w:sz w:val="24"/>
           <w:szCs w:val="24"/>
         </w:rPr>
-        <w:t xml:space="preserve">Metodologia</w:t>
-      </w:r>
-    </w:p>
-    <w:p>
-      <w:pPr>
-        <w:spacing w:after="100" w:before="100"/>
-      </w:pPr>
-      <w:r>
-        <w:rPr>
-          <w:rFonts w:ascii="Arial" w:cs="Arial" w:eastAsia="Arial" w:hAnsi="Arial"/>
-          <w:color w:val="111827"/>
-          <w:sz w:val="20"/>
-          <w:szCs w:val="20"/>
-        </w:rPr>
-        <w:t xml:space="preserve">[DESCREVER ATIVIDADES E RECURSOS].</w:t>
+        <w:t xml:space="preserve">2. CONTEÚDO PROGRAMÁTICO</w:t>
+      </w:r>
+    </w:p>
+    <w:p>
+      <w:pPr>
+        <w:spacing w:after="50" w:before="50"/>
+        <w:ind w:left="400" w:hanging="200"/>
+      </w:pPr>
+      <w:r>
+        <w:rPr>
+          <w:rFonts w:ascii="Arial" w:cs="Arial" w:eastAsia="Arial" w:hAnsi="Arial"/>
+          <w:b/>
+          <w:bCs/>
+          <w:color w:val="40916C"/>
+          <w:sz w:val="20"/>
+          <w:szCs w:val="20"/>
+        </w:rPr>
+        <w:t xml:space="preserve">● </w:t>
+      </w:r>
+      <w:r>
+        <w:rPr>
+          <w:rFonts w:ascii="Arial" w:cs="Arial" w:eastAsia="Arial" w:hAnsi="Arial"/>
+          <w:color w:val="111827"/>
+          <w:sz w:val="20"/>
+          <w:szCs w:val="20"/>
+        </w:rPr>
+        <w:t xml:space="preserve">[PONTO 1: CONTEXTUALIZAÇÃO HISTÓRICA].</w:t>
+      </w:r>
+    </w:p>
+    <w:p>
+      <w:pPr>
+        <w:spacing w:after="50" w:before="50"/>
+        <w:ind w:left="400" w:hanging="200"/>
+      </w:pPr>
+      <w:r>
+        <w:rPr>
+          <w:rFonts w:ascii="Arial" w:cs="Arial" w:eastAsia="Arial" w:hAnsi="Arial"/>
+          <w:b/>
+          <w:bCs/>
+          <w:color w:val="40916C"/>
+          <w:sz w:val="20"/>
+          <w:szCs w:val="20"/>
+        </w:rPr>
+        <w:t xml:space="preserve">● </w:t>
+      </w:r>
+      <w:r>
+        <w:rPr>
+          <w:rFonts w:ascii="Arial" w:cs="Arial" w:eastAsia="Arial" w:hAnsi="Arial"/>
+          <w:color w:val="111827"/>
+          <w:sz w:val="20"/>
+          <w:szCs w:val="20"/>
+        </w:rPr>
+        <w:t xml:space="preserve">[PONTO 2: PERSONAGENS PRINCIPAIS].</w:t>
+      </w:r>
+    </w:p>
+    <w:p>
+      <w:pPr>
+        <w:spacing w:after="50" w:before="50"/>
+        <w:ind w:left="400" w:hanging="200"/>
+      </w:pPr>
+      <w:r>
+        <w:rPr>
+          <w:rFonts w:ascii="Arial" w:cs="Arial" w:eastAsia="Arial" w:hAnsi="Arial"/>
+          <w:b/>
+          <w:bCs/>
+          <w:color w:val="40916C"/>
+          <w:sz w:val="20"/>
+          <w:szCs w:val="20"/>
+        </w:rPr>
+        <w:t xml:space="preserve">● </w:t>
+      </w:r>
+      <w:r>
+        <w:rPr>
+          <w:rFonts w:ascii="Arial" w:cs="Arial" w:eastAsia="Arial" w:hAnsi="Arial"/>
+          <w:color w:val="111827"/>
+          <w:sz w:val="20"/>
+          <w:szCs w:val="20"/>
+        </w:rPr>
+        <w:t xml:space="preserve">[PONTO 3: O DESFECHO DO CONFLITO].</w:t>
       </w:r>
     </w:p>
     <w:p>
@@ -185,7 +397,227 @@
           <w:sz w:val="24"/>
           <w:szCs w:val="24"/>
         </w:rPr>
-        <w:t xml:space="preserve">Avaliação</w:t>
+        <w:t xml:space="preserve">3. METODOLOGIA E ESTRATÉGIAS DE ENSINO</w:t>
+      </w:r>
+    </w:p>
+    <w:p>
+      <w:pPr>
+        <w:spacing w:after="50" w:before="50"/>
+        <w:ind w:left="400" w:hanging="200"/>
+      </w:pPr>
+      <w:r>
+        <w:rPr>
+          <w:rFonts w:ascii="Arial" w:cs="Arial" w:eastAsia="Arial" w:hAnsi="Arial"/>
+          <w:b/>
+          <w:bCs/>
+          <w:color w:val="40916C"/>
+          <w:sz w:val="20"/>
+          <w:szCs w:val="20"/>
+        </w:rPr>
+        <w:t xml:space="preserve">● </w:t>
+      </w:r>
+      <w:r>
+        <w:rPr>
+          <w:rFonts w:ascii="Arial" w:cs="Arial" w:eastAsia="Arial" w:hAnsi="Arial"/>
+          <w:color w:val="111827"/>
+          <w:sz w:val="20"/>
+          <w:szCs w:val="20"/>
+        </w:rPr>
+        <w:t xml:space="preserve">**Início (15 min):** [AULA EXPOSITIVA / DIÁLOGO INICIAL].</w:t>
+      </w:r>
+    </w:p>
+    <w:p>
+      <w:pPr>
+        <w:spacing w:after="50" w:before="50"/>
+        <w:ind w:left="400" w:hanging="200"/>
+      </w:pPr>
+      <w:r>
+        <w:rPr>
+          <w:rFonts w:ascii="Arial" w:cs="Arial" w:eastAsia="Arial" w:hAnsi="Arial"/>
+          <w:b/>
+          <w:bCs/>
+          <w:color w:val="40916C"/>
+          <w:sz w:val="20"/>
+          <w:szCs w:val="20"/>
+        </w:rPr>
+        <w:t xml:space="preserve">● </w:t>
+      </w:r>
+      <w:r>
+        <w:rPr>
+          <w:rFonts w:ascii="Arial" w:cs="Arial" w:eastAsia="Arial" w:hAnsi="Arial"/>
+          <w:color w:val="111827"/>
+          <w:sz w:val="20"/>
+          <w:szCs w:val="20"/>
+        </w:rPr>
+        <w:t xml:space="preserve">**Desenvolvimento (45 min):** [TRABALHO EM GRUPO / LEITURA DE TEXTO].</w:t>
+      </w:r>
+    </w:p>
+    <w:p>
+      <w:pPr>
+        <w:spacing w:after="50" w:before="50"/>
+        <w:ind w:left="400" w:hanging="200"/>
+      </w:pPr>
+      <w:r>
+        <w:rPr>
+          <w:rFonts w:ascii="Arial" w:cs="Arial" w:eastAsia="Arial" w:hAnsi="Arial"/>
+          <w:b/>
+          <w:bCs/>
+          <w:color w:val="40916C"/>
+          <w:sz w:val="20"/>
+          <w:szCs w:val="20"/>
+        </w:rPr>
+        <w:t xml:space="preserve">● </w:t>
+      </w:r>
+      <w:r>
+        <w:rPr>
+          <w:rFonts w:ascii="Arial" w:cs="Arial" w:eastAsia="Arial" w:hAnsi="Arial"/>
+          <w:color w:val="111827"/>
+          <w:sz w:val="20"/>
+          <w:szCs w:val="20"/>
+        </w:rPr>
+        <w:t xml:space="preserve">**Conclusão (20 min):** [DEBATE / SÍNTESE NO QUADRO].</w:t>
+      </w:r>
+    </w:p>
+    <w:p>
+      <w:pPr>
+        <w:pBdr>
+          <w:bottom w:val="single" w:color="40916C" w:sz="1"/>
+        </w:pBdr>
+        <w:spacing w:after="150" w:before="300"/>
+      </w:pPr>
+      <w:r>
+        <w:rPr>
+          <w:rFonts w:ascii="Arial" w:cs="Arial" w:eastAsia="Arial" w:hAnsi="Arial"/>
+          <w:b/>
+          <w:bCs/>
+          <w:color w:val="2D6A4F"/>
+          <w:sz w:val="24"/>
+          <w:szCs w:val="24"/>
+        </w:rPr>
+        <w:t xml:space="preserve">4. RECURSOS DIDÁTICOS</w:t>
+      </w:r>
+    </w:p>
+    <w:p>
+      <w:pPr>
+        <w:spacing w:after="50" w:before="50"/>
+        <w:ind w:left="400" w:hanging="200"/>
+      </w:pPr>
+      <w:r>
+        <w:rPr>
+          <w:rFonts w:ascii="Arial" w:cs="Arial" w:eastAsia="Arial" w:hAnsi="Arial"/>
+          <w:b/>
+          <w:bCs/>
+          <w:color w:val="40916C"/>
+          <w:sz w:val="20"/>
+          <w:szCs w:val="20"/>
+        </w:rPr>
+        <w:t xml:space="preserve">● </w:t>
+      </w:r>
+      <w:r>
+        <w:rPr>
+          <w:rFonts w:ascii="Arial" w:cs="Arial" w:eastAsia="Arial" w:hAnsi="Arial"/>
+          <w:color w:val="111827"/>
+          <w:sz w:val="20"/>
+          <w:szCs w:val="20"/>
+        </w:rPr>
+        <w:t xml:space="preserve">[X] Livro Didático.</w:t>
+      </w:r>
+    </w:p>
+    <w:p>
+      <w:pPr>
+        <w:spacing w:after="50" w:before="50"/>
+        <w:ind w:left="400" w:hanging="200"/>
+      </w:pPr>
+      <w:r>
+        <w:rPr>
+          <w:rFonts w:ascii="Arial" w:cs="Arial" w:eastAsia="Arial" w:hAnsi="Arial"/>
+          <w:b/>
+          <w:bCs/>
+          <w:color w:val="40916C"/>
+          <w:sz w:val="20"/>
+          <w:szCs w:val="20"/>
+        </w:rPr>
+        <w:t xml:space="preserve">● </w:t>
+      </w:r>
+      <w:r>
+        <w:rPr>
+          <w:rFonts w:ascii="Arial" w:cs="Arial" w:eastAsia="Arial" w:hAnsi="Arial"/>
+          <w:color w:val="111827"/>
+          <w:sz w:val="20"/>
+          <w:szCs w:val="20"/>
+        </w:rPr>
+        <w:t xml:space="preserve">[X] Mapas Históricos.</w:t>
+      </w:r>
+    </w:p>
+    <w:p>
+      <w:pPr>
+        <w:spacing w:after="50" w:before="50"/>
+        <w:ind w:left="400" w:hanging="200"/>
+      </w:pPr>
+      <w:r>
+        <w:rPr>
+          <w:rFonts w:ascii="Arial" w:cs="Arial" w:eastAsia="Arial" w:hAnsi="Arial"/>
+          <w:b/>
+          <w:bCs/>
+          <w:color w:val="40916C"/>
+          <w:sz w:val="20"/>
+          <w:szCs w:val="20"/>
+        </w:rPr>
+        <w:t xml:space="preserve">● </w:t>
+      </w:r>
+      <w:r>
+        <w:rPr>
+          <w:rFonts w:ascii="Arial" w:cs="Arial" w:eastAsia="Arial" w:hAnsi="Arial"/>
+          <w:color w:val="111827"/>
+          <w:sz w:val="20"/>
+          <w:szCs w:val="20"/>
+        </w:rPr>
+        <w:t xml:space="preserve">[ ] Datashow / Slides.</w:t>
+      </w:r>
+    </w:p>
+    <w:p>
+      <w:pPr>
+        <w:spacing w:after="50" w:before="50"/>
+        <w:ind w:left="400" w:hanging="200"/>
+      </w:pPr>
+      <w:r>
+        <w:rPr>
+          <w:rFonts w:ascii="Arial" w:cs="Arial" w:eastAsia="Arial" w:hAnsi="Arial"/>
+          <w:b/>
+          <w:bCs/>
+          <w:color w:val="40916C"/>
+          <w:sz w:val="20"/>
+          <w:szCs w:val="20"/>
+        </w:rPr>
+        <w:t xml:space="preserve">● </w:t>
+      </w:r>
+      <w:r>
+        <w:rPr>
+          <w:rFonts w:ascii="Arial" w:cs="Arial" w:eastAsia="Arial" w:hAnsi="Arial"/>
+          <w:color w:val="111827"/>
+          <w:sz w:val="20"/>
+          <w:szCs w:val="20"/>
+        </w:rPr>
+        <w:t xml:space="preserve">[ ] Vídeos Complementares.</w:t>
+      </w:r>
+    </w:p>
+    <w:p>
+      <w:pPr>
+        <w:pBdr>
+          <w:bottom w:val="single" w:color="40916C" w:sz="1"/>
+        </w:pBdr>
+        <w:spacing w:after="150" w:before="300"/>
+      </w:pPr>
+      <w:r>
+        <w:rPr>
+          <w:rFonts w:ascii="Arial" w:cs="Arial" w:eastAsia="Arial" w:hAnsi="Arial"/>
+          <w:b/>
+          <w:bCs/>
+          <w:color w:val="2D6A4F"/>
+          <w:sz w:val="24"/>
+          <w:szCs w:val="24"/>
+        </w:rPr>
+        <w:t xml:space="preserve">5. AVALIAÇÃO E ATIVIDADE DE FIXAÇÃO</w:t>
       </w:r>
     </w:p>
     <w:p>
@@ -199,7 +631,54 @@
           <w:sz w:val="20"/>
           <w:szCs w:val="20"/>
         </w:rPr>
-        <w:t xml:space="preserve">[COMO SERÁ AVALIADO O APRENDIZADO].</w:t>
+        <w:t xml:space="preserve">[DESCREVER COMO O PROFESSOR VAI AVALIAR O APRENDIZADO - EX: QUESTIONÁRIO, MAPA MENTAL, REDAÇÃO].</w:t>
+      </w:r>
+    </w:p>
+    <w:p>
+      <w:pPr>
+        <w:pBdr>
+          <w:bottom w:val="single" w:color="40916C" w:sz="1"/>
+        </w:pBdr>
+        <w:spacing w:after="150" w:before="300"/>
+      </w:pPr>
+      <w:r>
+        <w:rPr>
+          <w:rFonts w:ascii="Arial" w:cs="Arial" w:eastAsia="Arial" w:hAnsi="Arial"/>
+          <w:b/>
+          <w:bCs/>
+          <w:color w:val="2D6A4F"/>
+          <w:sz w:val="24"/>
+          <w:szCs w:val="24"/>
+        </w:rPr>
+        <w:t xml:space="preserve">6. REFERÊNCIAS BIBLIOGRÁFICAS</w:t>
+      </w:r>
+    </w:p>
+    <w:p>
+      <w:pPr>
+        <w:spacing w:after="100" w:before="100"/>
+      </w:pPr>
+      <w:r>
+        <w:rPr>
+          <w:rFonts w:ascii="Arial" w:cs="Arial" w:eastAsia="Arial" w:hAnsi="Arial"/>
+          <w:color w:val="111827"/>
+          <w:sz w:val="20"/>
+          <w:szCs w:val="20"/>
+        </w:rPr>
+        <w:t xml:space="preserve">[SOBRENOME, Nome. Título do Livro. Local: Editora, Ano.]</w:t>
+      </w:r>
+    </w:p>
+    <w:p>
+      <w:pPr>
+        <w:spacing w:after="100" w:before="100"/>
+      </w:pPr>
+      <w:r>
+        <w:rPr>
+          <w:rFonts w:ascii="Arial" w:cs="Arial" w:eastAsia="Arial" w:hAnsi="Arial"/>
+          <w:color w:val="111827"/>
+          <w:sz w:val="20"/>
+          <w:szCs w:val="20"/>
+        </w:rPr>
+        <w:t xml:space="preserve">[SOBRENOME, Nome. Título do Livro. Local: Editora, Ano.]</w:t>
       </w:r>
     </w:p>
     <w:sectPr>
